--- a/outputs/2026-04-24/Water_Newsfeed.docx
+++ b/outputs/2026-04-24/Water_Newsfeed.docx
@@ -54,7 +54,7 @@
         <w:pStyle w:val="ListNumber"/>
       </w:pPr>
       <w:r>
-        <w:t>3. Rural Water Supply and Use</w:t>
+        <w:t>3. Water Rights</w:t>
       </w:r>
     </w:p>
     <w:p>
@@ -191,12 +191,12 @@
         <w:rPr>
           <w:b/>
         </w:rPr>
-        <w:t>WaterNSW Regulation 2020 review</w:t>
+        <w:t>Regulation review</w:t>
       </w:r>
     </w:p>
     <w:p>
       <w:r>
-        <w:t>DCCEEW has made available an update - Opportunity to provide your feedback (16 February 2026), which advises that "[The WaterNSW Regulation 2020 is being reviewed by the NSW Department of Climate Change, Energy, the Environment and Water (DCCEEW).]".</w:t>
+        <w:t>WaterNSW has made available an update - Opportunity to provide your feedback (16 February 2026), which advises that "[The WaterNSW Regulation 2020 is being reviewed by the NSW Department of Climate Change, Energy, the Environment and Water (DCCEEW).]".</w:t>
       </w:r>
     </w:p>
     <w:p>
@@ -204,7 +204,7 @@
         <w:rPr>
           <w:i/>
         </w:rPr>
-        <w:t>Source: DCCEEW</w:t>
+        <w:t>Source: WaterNSW</w:t>
       </w:r>
     </w:p>
     <w:p>
@@ -266,7 +266,7 @@
         <w:pStyle w:val="Heading1"/>
       </w:pPr>
       <w:r>
-        <w:t>3. Rural Water Supply and Use</w:t>
+        <w:t>3. Water Rights</w:t>
       </w:r>
     </w:p>
     <w:p>
@@ -274,7 +274,7 @@
         <w:pStyle w:val="Heading2"/>
       </w:pPr>
       <w:r>
-        <w:t>New South Wales - Rural Water Supply and Use</w:t>
+        <w:t>New South Wales - Water Rights</w:t>
       </w:r>
     </w:p>
     <w:p>
@@ -282,12 +282,12 @@
         <w:rPr>
           <w:b/>
         </w:rPr>
-        <w:t>Annual recording form</w:t>
+        <w:t>Annual recording form for non-metered works</w:t>
       </w:r>
     </w:p>
     <w:p>
       <w:r>
-        <w:t>WaterNSW has made available an update - Annual recording form ((not stated in source)), which advises that "[To comply with the Water Management (General) Regulation 2025, this form is to be completed by all water users whose work(s) don’t require a meter to record annual licensed and basic landholder rights (BLR) water take from a licensed work, and to confirm that cease to take conditions do not apply.]".</w:t>
+        <w:t>WaterNSW has made available an update - annual recording form requirements (not stated in source), which advises that "[To comply with the Water Management (General) Regulation 2025, this form is to be completed by all water users whose work(s) don’t require a meter to record annual licensed and basic landholder rights (BLR) water take from a licensed work, and to confirm that cease to take conditions do not apply.]".</w:t>
       </w:r>
     </w:p>
     <w:p>
